--- a/rules.docx
+++ b/rules.docx
@@ -64,6 +64,19 @@
         <w:t>git push</w:t>
       </w:r>
     </w:p>
+    <w:p/>
+    <w:p>
+      <w:r>
+        <w:t>if you want to pull changes:</w:t>
+      </w:r>
+    </w:p>
+    <w:p>
+      <w:r>
+        <w:t>git pull</w:t>
+      </w:r>
+    </w:p>
+    <w:p/>
+    <w:p/>
     <w:p/>
     <w:p/>
     <w:sectPr>

--- a/rules.docx
+++ b/rules.docx
@@ -8,8 +8,30 @@
       </w:r>
     </w:p>
     <w:p>
-      <w:r>
-        <w:t xml:space="preserve">Install Pdf2Printer : </w:t>
+      <w:pPr>
+        <w:jc w:val="both"/>
+      </w:pPr>
+      <w:r>
+        <w:t xml:space="preserve">Install git:                                                      </w:t>
+      </w:r>
+      <w:r>
+        <w:t>https://git-scm.com/install/windows</w:t>
+      </w:r>
+    </w:p>
+    <w:p>
+      <w:r>
+        <w:t>Install Pdf2</w:t>
+      </w:r>
+      <w:proofErr w:type="gramStart"/>
+      <w:r>
+        <w:t>Printer :</w:t>
+      </w:r>
+      <w:proofErr w:type="gramEnd"/>
+      <w:r>
+        <w:t xml:space="preserve"> </w:t>
+      </w:r>
+      <w:r>
+        <w:t xml:space="preserve">                                  </w:t>
       </w:r>
       <w:hyperlink r:id="rId4" w:history="1">
         <w:r>
@@ -23,6 +45,9 @@
     <w:p>
       <w:r>
         <w:t xml:space="preserve">On terminal (desktop): </w:t>
+      </w:r>
+      <w:r>
+        <w:t xml:space="preserve">                         </w:t>
       </w:r>
       <w:r>
         <w:t xml:space="preserve">git clone </w:t>
@@ -51,8 +76,13 @@
     </w:p>
     <w:p>
       <w:r>
-        <w:t>git add .</w:t>
-      </w:r>
+        <w:t xml:space="preserve">git </w:t>
+      </w:r>
+      <w:proofErr w:type="gramStart"/>
+      <w:r>
+        <w:t>add .</w:t>
+      </w:r>
+      <w:proofErr w:type="gramEnd"/>
     </w:p>
     <w:p>
       <w:r>
@@ -72,8 +102,13 @@
     </w:p>
     <w:p>
       <w:r>
-        <w:t>git pull</w:t>
-      </w:r>
+        <w:t xml:space="preserve">git </w:t>
+      </w:r>
+      <w:proofErr w:type="gramStart"/>
+      <w:r>
+        <w:t>pull</w:t>
+      </w:r>
+      <w:proofErr w:type="gramEnd"/>
     </w:p>
     <w:p/>
     <w:p/>
